--- a/pr-preview/pr-231/distributions.docx
+++ b/pr-preview/pr-231/distributions.docx
@@ -15,7 +15,7 @@
         <w:pStyle w:val="Date"/>
       </w:pPr>
       <w:r>
-        <w:t xml:space="preserve">Last modified: 2026-10-20 11:40:43 (PDT)</w:t>
+        <w:t xml:space="preserve">Last modified: 2026-10-20 12:26:17 (PDT)</w:t>
       </w:r>
     </w:p>
     <w:p>
@@ -3202,33 +3202,33 @@
           </m:rPr>
           <m:t>∈</m:t>
         </m:r>
-        <m:r>
-          <m:t>​</m:t>
-        </m:r>
-        <m:d>
-          <m:dPr>
-            <m:begChr m:val="{"/>
-            <m:sepChr m:val=""/>
-            <m:endChr m:val="}"/>
-            <m:grow/>
-          </m:dPr>
-          <m:e>
-            <m:r>
-              <m:t>0</m:t>
-            </m:r>
-            <m:r>
-              <m:rPr>
-                <m:sty m:val="p"/>
-              </m:rPr>
-              <m:t>,</m:t>
-            </m:r>
-            <m:r>
-              <m:t>1</m:t>
-            </m:r>
-          </m:e>
-        </m:d>
         <m:sSup>
           <m:e>
+            <m:r>
+              <m:t>​</m:t>
+            </m:r>
+            <m:d>
+              <m:dPr>
+                <m:begChr m:val="{"/>
+                <m:sepChr m:val=""/>
+                <m:endChr m:val="}"/>
+                <m:grow/>
+              </m:dPr>
+              <m:e>
+                <m:r>
+                  <m:t>0</m:t>
+                </m:r>
+                <m:r>
+                  <m:rPr>
+                    <m:sty m:val="p"/>
+                  </m:rPr>
+                  <m:t>,</m:t>
+                </m:r>
+                <m:r>
+                  <m:t>1</m:t>
+                </m:r>
+              </m:e>
+            </m:d>
             <m:r>
               <m:t>​</m:t>
             </m:r>
@@ -5219,36 +5219,36 @@
                     </m:rPr>
                     <m:t>E</m:t>
                   </m:r>
+                  <m:r>
+                    <m:t>​</m:t>
+                  </m:r>
+                  <m:d>
+                    <m:dPr>
+                      <m:begChr m:val="["/>
+                      <m:sepChr m:val=""/>
+                      <m:endChr m:val="]"/>
+                      <m:grow/>
+                    </m:dPr>
+                    <m:e>
+                      <m:sSub>
+                        <m:e>
+                          <m:r>
+                            <m:t>X</m:t>
+                          </m:r>
+                        </m:e>
+                        <m:sub>
+                          <m:r>
+                            <m:t>i</m:t>
+                          </m:r>
+                        </m:sub>
+                      </m:sSub>
+                    </m:e>
+                  </m:d>
+                  <m:r>
+                    <m:t>​</m:t>
+                  </m:r>
                 </m:e>
               </m:nary>
-              <m:r>
-                <m:t>​</m:t>
-              </m:r>
-              <m:d>
-                <m:dPr>
-                  <m:begChr m:val="["/>
-                  <m:sepChr m:val=""/>
-                  <m:endChr m:val="]"/>
-                  <m:grow/>
-                </m:dPr>
-                <m:e>
-                  <m:sSub>
-                    <m:e>
-                      <m:r>
-                        <m:t>X</m:t>
-                      </m:r>
-                    </m:e>
-                    <m:sub>
-                      <m:r>
-                        <m:t>i</m:t>
-                      </m:r>
-                    </m:sub>
-                  </m:sSub>
-                </m:e>
-              </m:d>
-              <m:r>
-                <m:t>​</m:t>
-              </m:r>
               <m:r>
                 <m:t>&amp;</m:t>
               </m:r>
@@ -5608,10 +5608,208 @@
                         </m:rPr>
                         <m:t>Cov</m:t>
                       </m:r>
+                      <m:r>
+                        <m:t>​</m:t>
+                      </m:r>
+                      <m:d>
+                        <m:dPr>
+                          <m:begChr m:val="("/>
+                          <m:sepChr m:val=""/>
+                          <m:endChr m:val=")"/>
+                          <m:grow/>
+                        </m:dPr>
+                        <m:e>
+                          <m:sSub>
+                            <m:e>
+                              <m:r>
+                                <m:t>X</m:t>
+                              </m:r>
+                            </m:e>
+                            <m:sub>
+                              <m:r>
+                                <m:t>i</m:t>
+                              </m:r>
+                            </m:sub>
+                          </m:sSub>
+                          <m:r>
+                            <m:rPr>
+                              <m:sty m:val="p"/>
+                            </m:rPr>
+                            <m:t>,</m:t>
+                          </m:r>
+                          <m:sSub>
+                            <m:e>
+                              <m:r>
+                                <m:t>X</m:t>
+                              </m:r>
+                            </m:e>
+                            <m:sub>
+                              <m:r>
+                                <m:t>j</m:t>
+                              </m:r>
+                            </m:sub>
+                          </m:sSub>
+                        </m:e>
+                      </m:d>
+                      <m:r>
+                        <m:t>​</m:t>
+                      </m:r>
                     </m:e>
                   </m:nary>
                 </m:e>
               </m:nary>
+              <m:r>
+                <m:t>&amp;</m:t>
+              </m:r>
+              <m:r>
+                <m:t>&amp;</m:t>
+              </m:r>
+              <m:r>
+                <m:rPr>
+                  <m:nor/>
+                  <m:sty m:val="p"/>
+                </m:rPr>
+                <m:t>(variance of a linear combination with </m:t>
+              </m:r>
+              <m:sSub>
+                <m:e>
+                  <m:r>
+                    <m:t>a</m:t>
+                  </m:r>
+                </m:e>
+                <m:sub>
+                  <m:r>
+                    <m:t>i</m:t>
+                  </m:r>
+                </m:sub>
+              </m:sSub>
+              <m:r>
+                <m:rPr>
+                  <m:sty m:val="p"/>
+                </m:rPr>
+                <m:t>=</m:t>
+              </m:r>
+              <m:r>
+                <m:t>1</m:t>
+              </m:r>
+              <m:r>
+                <m:rPr>
+                  <m:nor/>
+                  <m:sty m:val="p"/>
+                </m:rPr>
+                <m:t>)</m:t>
+              </m:r>
+            </m:e>
+            <m:e>
+              <m:r>
+                <m:t>&amp;</m:t>
+              </m:r>
+              <m:r>
+                <m:rPr>
+                  <m:sty m:val="p"/>
+                </m:rPr>
+                <m:t>=</m:t>
+              </m:r>
+              <m:nary>
+                <m:naryPr>
+                  <m:chr m:val="∑"/>
+                  <m:limLoc m:val="undOvr"/>
+                  <m:subHide m:val="off"/>
+                  <m:supHide m:val="off"/>
+                </m:naryPr>
+                <m:sub>
+                  <m:r>
+                    <m:t>i</m:t>
+                  </m:r>
+                  <m:r>
+                    <m:rPr>
+                      <m:sty m:val="p"/>
+                    </m:rPr>
+                    <m:t>=</m:t>
+                  </m:r>
+                  <m:r>
+                    <m:t>1</m:t>
+                  </m:r>
+                </m:sub>
+                <m:sup>
+                  <m:r>
+                    <m:t>n</m:t>
+                  </m:r>
+                </m:sup>
+                <m:e>
+                  <m:r>
+                    <m:rPr>
+                      <m:sty m:val="p"/>
+                    </m:rPr>
+                    <m:t>Cov</m:t>
+                  </m:r>
+                  <m:r>
+                    <m:t>​</m:t>
+                  </m:r>
+                  <m:d>
+                    <m:dPr>
+                      <m:begChr m:val="("/>
+                      <m:sepChr m:val=""/>
+                      <m:endChr m:val=")"/>
+                      <m:grow/>
+                    </m:dPr>
+                    <m:e>
+                      <m:sSub>
+                        <m:e>
+                          <m:r>
+                            <m:t>X</m:t>
+                          </m:r>
+                        </m:e>
+                        <m:sub>
+                          <m:r>
+                            <m:t>i</m:t>
+                          </m:r>
+                        </m:sub>
+                      </m:sSub>
+                      <m:r>
+                        <m:rPr>
+                          <m:sty m:val="p"/>
+                        </m:rPr>
+                        <m:t>,</m:t>
+                      </m:r>
+                      <m:sSub>
+                        <m:e>
+                          <m:r>
+                            <m:t>X</m:t>
+                          </m:r>
+                        </m:e>
+                        <m:sub>
+                          <m:r>
+                            <m:t>i</m:t>
+                          </m:r>
+                        </m:sub>
+                      </m:sSub>
+                    </m:e>
+                  </m:d>
+                  <m:r>
+                    <m:t>​</m:t>
+                  </m:r>
+                </m:e>
+              </m:nary>
+              <m:r>
+                <m:t>&amp;</m:t>
+              </m:r>
+              <m:r>
+                <m:t>&amp;</m:t>
+              </m:r>
+              <m:r>
+                <m:rPr>
+                  <m:nor/>
+                  <m:sty m:val="p"/>
+                </m:rPr>
+                <m:t>(</m:t>
+              </m:r>
+              <m:r>
+                <m:rPr>
+                  <m:sty m:val="p"/>
+                </m:rPr>
+                <m:t>Cov</m:t>
+              </m:r>
               <m:r>
                 <m:t>​</m:t>
               </m:r>
@@ -5659,45 +5857,39 @@
                 <m:t>​</m:t>
               </m:r>
               <m:r>
-                <m:t>&amp;</m:t>
-              </m:r>
-              <m:r>
-                <m:t>&amp;</m:t>
+                <m:rPr>
+                  <m:sty m:val="p"/>
+                </m:rPr>
+                <m:t>=</m:t>
+              </m:r>
+              <m:r>
+                <m:t>0</m:t>
               </m:r>
               <m:r>
                 <m:rPr>
                   <m:nor/>
                   <m:sty m:val="p"/>
                 </m:rPr>
-                <m:t>(variance of a linear combination with </m:t>
-              </m:r>
-              <m:sSub>
-                <m:e>
-                  <m:r>
-                    <m:t>a</m:t>
-                  </m:r>
-                </m:e>
-                <m:sub>
-                  <m:r>
-                    <m:t>i</m:t>
-                  </m:r>
-                </m:sub>
-              </m:sSub>
-              <m:r>
-                <m:rPr>
-                  <m:sty m:val="p"/>
-                </m:rPr>
-                <m:t>=</m:t>
-              </m:r>
-              <m:r>
-                <m:t>1</m:t>
+                <m:t> for </m:t>
+              </m:r>
+              <m:r>
+                <m:t>i</m:t>
+              </m:r>
+              <m:r>
+                <m:rPr>
+                  <m:sty m:val="p"/>
+                </m:rPr>
+                <m:t>≠</m:t>
+              </m:r>
+              <m:r>
+                <m:t>j</m:t>
               </m:r>
               <m:r>
                 <m:rPr>
                   <m:nor/>
                   <m:sty m:val="p"/>
                 </m:rPr>
-                <m:t>)</m:t>
+                <m:t>, by independence)</m:t>
               </m:r>
             </m:e>
             <m:e>
@@ -5741,230 +5933,38 @@
                     <m:rPr>
                       <m:sty m:val="p"/>
                     </m:rPr>
-                    <m:t>Cov</m:t>
+                    <m:t>Var</m:t>
+                  </m:r>
+                  <m:r>
+                    <m:t>​</m:t>
+                  </m:r>
+                  <m:d>
+                    <m:dPr>
+                      <m:begChr m:val="("/>
+                      <m:sepChr m:val=""/>
+                      <m:endChr m:val=")"/>
+                      <m:grow/>
+                    </m:dPr>
+                    <m:e>
+                      <m:sSub>
+                        <m:e>
+                          <m:r>
+                            <m:t>X</m:t>
+                          </m:r>
+                        </m:e>
+                        <m:sub>
+                          <m:r>
+                            <m:t>i</m:t>
+                          </m:r>
+                        </m:sub>
+                      </m:sSub>
+                    </m:e>
+                  </m:d>
+                  <m:r>
+                    <m:t>​</m:t>
                   </m:r>
                 </m:e>
               </m:nary>
-              <m:r>
-                <m:t>​</m:t>
-              </m:r>
-              <m:d>
-                <m:dPr>
-                  <m:begChr m:val="("/>
-                  <m:sepChr m:val=""/>
-                  <m:endChr m:val=")"/>
-                  <m:grow/>
-                </m:dPr>
-                <m:e>
-                  <m:sSub>
-                    <m:e>
-                      <m:r>
-                        <m:t>X</m:t>
-                      </m:r>
-                    </m:e>
-                    <m:sub>
-                      <m:r>
-                        <m:t>i</m:t>
-                      </m:r>
-                    </m:sub>
-                  </m:sSub>
-                  <m:r>
-                    <m:rPr>
-                      <m:sty m:val="p"/>
-                    </m:rPr>
-                    <m:t>,</m:t>
-                  </m:r>
-                  <m:sSub>
-                    <m:e>
-                      <m:r>
-                        <m:t>X</m:t>
-                      </m:r>
-                    </m:e>
-                    <m:sub>
-                      <m:r>
-                        <m:t>i</m:t>
-                      </m:r>
-                    </m:sub>
-                  </m:sSub>
-                </m:e>
-              </m:d>
-              <m:r>
-                <m:t>​</m:t>
-              </m:r>
-              <m:r>
-                <m:t>&amp;</m:t>
-              </m:r>
-              <m:r>
-                <m:t>&amp;</m:t>
-              </m:r>
-              <m:r>
-                <m:rPr>
-                  <m:nor/>
-                  <m:sty m:val="p"/>
-                </m:rPr>
-                <m:t>(</m:t>
-              </m:r>
-              <m:r>
-                <m:rPr>
-                  <m:sty m:val="p"/>
-                </m:rPr>
-                <m:t>Cov</m:t>
-              </m:r>
-              <m:r>
-                <m:t>​</m:t>
-              </m:r>
-              <m:d>
-                <m:dPr>
-                  <m:begChr m:val="("/>
-                  <m:sepChr m:val=""/>
-                  <m:endChr m:val=")"/>
-                  <m:grow/>
-                </m:dPr>
-                <m:e>
-                  <m:sSub>
-                    <m:e>
-                      <m:r>
-                        <m:t>X</m:t>
-                      </m:r>
-                    </m:e>
-                    <m:sub>
-                      <m:r>
-                        <m:t>i</m:t>
-                      </m:r>
-                    </m:sub>
-                  </m:sSub>
-                  <m:r>
-                    <m:rPr>
-                      <m:sty m:val="p"/>
-                    </m:rPr>
-                    <m:t>,</m:t>
-                  </m:r>
-                  <m:sSub>
-                    <m:e>
-                      <m:r>
-                        <m:t>X</m:t>
-                      </m:r>
-                    </m:e>
-                    <m:sub>
-                      <m:r>
-                        <m:t>j</m:t>
-                      </m:r>
-                    </m:sub>
-                  </m:sSub>
-                </m:e>
-              </m:d>
-              <m:r>
-                <m:t>​</m:t>
-              </m:r>
-              <m:r>
-                <m:rPr>
-                  <m:sty m:val="p"/>
-                </m:rPr>
-                <m:t>=</m:t>
-              </m:r>
-              <m:r>
-                <m:t>0</m:t>
-              </m:r>
-              <m:r>
-                <m:rPr>
-                  <m:nor/>
-                  <m:sty m:val="p"/>
-                </m:rPr>
-                <m:t> for </m:t>
-              </m:r>
-              <m:r>
-                <m:t>i</m:t>
-              </m:r>
-              <m:r>
-                <m:rPr>
-                  <m:sty m:val="p"/>
-                </m:rPr>
-                <m:t>≠</m:t>
-              </m:r>
-              <m:r>
-                <m:t>j</m:t>
-              </m:r>
-              <m:r>
-                <m:rPr>
-                  <m:nor/>
-                  <m:sty m:val="p"/>
-                </m:rPr>
-                <m:t>, by independence)</m:t>
-              </m:r>
-            </m:e>
-            <m:e>
-              <m:r>
-                <m:t>&amp;</m:t>
-              </m:r>
-              <m:r>
-                <m:rPr>
-                  <m:sty m:val="p"/>
-                </m:rPr>
-                <m:t>=</m:t>
-              </m:r>
-              <m:nary>
-                <m:naryPr>
-                  <m:chr m:val="∑"/>
-                  <m:limLoc m:val="undOvr"/>
-                  <m:subHide m:val="off"/>
-                  <m:supHide m:val="off"/>
-                </m:naryPr>
-                <m:sub>
-                  <m:r>
-                    <m:t>i</m:t>
-                  </m:r>
-                  <m:r>
-                    <m:rPr>
-                      <m:sty m:val="p"/>
-                    </m:rPr>
-                    <m:t>=</m:t>
-                  </m:r>
-                  <m:r>
-                    <m:t>1</m:t>
-                  </m:r>
-                </m:sub>
-                <m:sup>
-                  <m:r>
-                    <m:t>n</m:t>
-                  </m:r>
-                </m:sup>
-                <m:e>
-                  <m:r>
-                    <m:rPr>
-                      <m:sty m:val="p"/>
-                    </m:rPr>
-                    <m:t>Var</m:t>
-                  </m:r>
-                </m:e>
-              </m:nary>
-              <m:r>
-                <m:t>​</m:t>
-              </m:r>
-              <m:d>
-                <m:dPr>
-                  <m:begChr m:val="("/>
-                  <m:sepChr m:val=""/>
-                  <m:endChr m:val=")"/>
-                  <m:grow/>
-                </m:dPr>
-                <m:e>
-                  <m:sSub>
-                    <m:e>
-                      <m:r>
-                        <m:t>X</m:t>
-                      </m:r>
-                    </m:e>
-                    <m:sub>
-                      <m:r>
-                        <m:t>i</m:t>
-                      </m:r>
-                    </m:sub>
-                  </m:sSub>
-                </m:e>
-              </m:d>
-              <m:r>
-                <m:t>​</m:t>
-              </m:r>
               <m:r>
                 <m:t>&amp;</m:t>
               </m:r>
@@ -37580,7 +37580,7 @@
         <w:t xml:space="preserve"> </w:t>
       </w:r>
       <w:r>
-        <w:t xml:space="preserve">$\operatorname{Var}\mathopen{}\left(\mathord{\smash[b]{\underset{\raise.3ex\hbox{$\scriptstyle\sim$}}{X}}\vphantom{X}}\right)\mathclose{} = \mathbf{\Sigma}$</w:t>
+        <w:t xml:space="preserve">${\operatorname{Var}\mathopen{}\left(\mathord{\smash[b]{\underset{\raise.3ex\hbox{$\scriptstyle\sim$}}{X}}\vphantom{X}}\right)\mathclose{}} = \mathbf{\Sigma}$</w:t>
       </w:r>
       <w:r>
         <w:t xml:space="preserve"> </w:t>
@@ -40601,7 +40601,7 @@
         <w:t xml:space="preserve"> </w:t>
       </w:r>
       <w:r>
-        <w:t xml:space="preserve">$\operatorname{Var}\mathopen{}\left(\mathord{\smash[b]{\underset{\raise.3ex\hbox{$\scriptstyle\sim$}}{X}}\vphantom{X}}\right)\mathclose{} = \mathbf{\Sigma}$</w:t>
+        <w:t xml:space="preserve">${\operatorname{Var}\mathopen{}\left(\mathord{\smash[b]{\underset{\raise.3ex\hbox{$\scriptstyle\sim$}}{X}}\vphantom{X}}\right)\mathclose{}} = \mathbf{\Sigma}$</w:t>
       </w:r>
       <w:r>
         <w:t xml:space="preserve">,</w:t>
